--- a/application/third_party/docs/template_permohonan.docx
+++ b/application/third_party/docs/template_permohonan.docx
@@ -128,7 +128,7 @@
           <w:szCs w:val="20"/>
           <w:lang w:val="en-US"/>
         </w:rPr>
-        <w:t>${nomorkontrak}</w:t>
+        <w:t>${nomorsurat}</w:t>
       </w:r>
       <w:r>
         <w:rPr>
@@ -639,7 +639,19 @@
           <w:szCs w:val="20"/>
           <w:lang w:val="en-US"/>
         </w:rPr>
-        <w:t>${nomorkontrak}</w:t>
+        <w:t>${nomorkontrak</w:t>
+      </w:r>
+      <w:bookmarkStart w:id="0" w:name="_GoBack"/>
+      <w:bookmarkEnd w:id="0"/>
+      <w:r>
+        <w:rPr>
+          <w:rFonts w:hint="default" w:ascii="Arial" w:hAnsi="Arial" w:cs="Arial"/>
+          <w:color w:val="auto"/>
+          <w:sz w:val="20"/>
+          <w:szCs w:val="20"/>
+          <w:lang w:val="en-US"/>
+        </w:rPr>
+        <w:t>}</w:t>
       </w:r>
       <w:r>
         <w:rPr>
@@ -816,8 +828,6 @@
           <w:szCs w:val="20"/>
         </w:rPr>
       </w:pPr>
-      <w:bookmarkStart w:id="0" w:name="_GoBack"/>
-      <w:bookmarkEnd w:id="0"/>
     </w:p>
     <w:p>
       <w:pPr>
@@ -1346,7 +1356,7 @@
     <w:pPrDefault/>
   </w:docDefaults>
   <w:latentStyles w:count="260" w:defQFormat="0" w:defUnhideWhenUsed="1" w:defSemiHidden="1" w:defUIPriority="99" w:defLockedState="0">
-    <w:lsdException w:unhideWhenUsed="0" w:uiPriority="0" w:semiHidden="0" w:name="Normal"/>
+    <w:lsdException w:qFormat="1" w:unhideWhenUsed="0" w:uiPriority="0" w:semiHidden="0" w:name="Normal"/>
     <w:lsdException w:unhideWhenUsed="0" w:uiPriority="0" w:semiHidden="0" w:name="heading 1"/>
     <w:lsdException w:unhideWhenUsed="0" w:uiPriority="0" w:semiHidden="0" w:name="heading 2"/>
     <w:lsdException w:unhideWhenUsed="0" w:uiPriority="0" w:semiHidden="0" w:name="heading 3"/>
@@ -1598,6 +1608,7 @@
   </w:latentStyles>
   <w:style w:type="paragraph" w:default="1" w:styleId="1">
     <w:name w:val="Normal"/>
+    <w:qFormat/>
     <w:uiPriority w:val="0"/>
     <w:rPr>
       <w:rFonts w:ascii="Times New Roman" w:hAnsi="Times New Roman" w:eastAsia="MS Mincho" w:cs="Times New Roman"/>
